--- a/23.फेसबुक का मानसपुत्र.docx
+++ b/23.फेसबुक का मानसपुत्र.docx
@@ -374,6 +374,34 @@
           <w:lang w:bidi="hi-IN"/>
         </w:rPr>
         <w:t>ने</w:t>
+      </w:r>
+    </w:p>
+    <w:p>
+      <w:pPr>
+        <w:spacing w:after="0"/>
+        <w:jc w:val="both"/>
+      </w:pPr>
+      <w:r>
+        <w:rPr>
+          <w:rFonts w:ascii="Mangal" w:hAnsi="Mangal" w:cs="Mangal" w:eastAsia="Mangal"/>
+          <w:b/>
+          <w:sz w:val="24"/>
+        </w:rPr>
+        <w:t>शीर्षक पाठ की व्यंग्यात्मकता को संक्षेप में स्पष्ट कीजिए</w:t>
+      </w:r>
+    </w:p>
+    <w:p>
+      <w:pPr>
+        <w:spacing w:after="0"/>
+        <w:jc w:val="both"/>
+      </w:pPr>
+      <w:r>
+        <w:rPr>
+          <w:rFonts w:ascii="Mangal" w:hAnsi="Mangal" w:cs="Mangal" w:eastAsia="Mangal"/>
+          <w:b w:val="0"/>
+          <w:sz w:val="24"/>
+        </w:rPr>
+        <w:t>कथावाचक स्वयं को मदर फेसबुक का “मानसपुत्र” घोषित कर सोशल मीडिया से मिलने वाले लाइक और स्वतंत्रता पर गर्व करता है। माँ सरस्वती और अपनी वास्तविक माँ से अधिक फेसबुक को महत्त्व देना, बिना छनाव के सामग्री प्रकाशित करना और लोकप्रियता को साहित्यिक उपलब्धि मानना आत्ममुग्ध डिजिटल लेखन की खिल्ली है। लेखक सृजन में विवेक, मेहनत और साहित्यिक गुणवत्ता के महत्व की ओर संकेत करते हैं।</w:t>
       </w:r>
     </w:p>
     <w:sectPr>
